--- a/docs/12-Validation-Summary-FILLED.docx
+++ b/docs/12-Validation-Summary-FILLED.docx
@@ -1491,6 +1491,36 @@
               <w:rPr>
                 <w:color w:val="000000"/>
               </w:rPr>
+              <w:t>Road identification — Li &amp; Briggs two-stage (Stage 1 complete; Stage 2 in progress)</w:t>
+            </w:r>
+          </w:p>
+        </w:tc>
+        <w:tc>
+          <w:tcPr>
+            <w:tcW w:type="dxa" w:w="4621"/>
+          </w:tcPr>
+          <w:p>
+            <w:r/>
+            <w:r>
+              <w:rPr>
+                <w:color w:val="000000"/>
+              </w:rPr>
+              <w:t>GitHub backend/ (Don)</w:t>
+            </w:r>
+          </w:p>
+        </w:tc>
+      </w:tr>
+      <w:tr>
+        <w:tc>
+          <w:tcPr>
+            <w:tcW w:type="dxa" w:w="4621"/>
+          </w:tcPr>
+          <w:p>
+            <w:r/>
+            <w:r>
+              <w:rPr>
+                <w:color w:val="000000"/>
+              </w:rPr>
               <w:t>Auto-screenshot capture tool</w:t>
             </w:r>
           </w:p>
@@ -1505,7 +1535,7 @@
               <w:rPr>
                 <w:color w:val="000000"/>
               </w:rPr>
-              <w:t>Team (pending repo push)</w:t>
+              <w:t>GitHub (uploaded 10/12/2026)</w:t>
             </w:r>
           </w:p>
         </w:tc>
@@ -1605,7 +1635,7 @@
         <w:rPr>
           <w:color w:val="000000"/>
         </w:rPr>
-        <w:t>• Road-isolation method pivot. Rationale: the initial scikit-image pipeline (contrast + morphology + pixel trace) did not reliably isolate road geometry; the team is adopting a published road-extraction method (Li &amp; Briggs, 2009). The rough-coordinate algorithm is retained. This is a research refinement, not a scope loss.</w:t>
+        <w:t>• Road-identification method change. Rationale: the initial single-pass scikit-image approach was refined into the published Li &amp; Briggs two-stage method — Stage 1 detects, groups and extracts linear road features; Stage 2 learns the asphalt spectral signature under the Stage-1 segments and resweeps to recover missing roads while rejecting trees and railroad tracks. Stage 1 is complete and committed; Stage 2 is in progress. The rough-coordinate algorithm is retained. This is a method improvement that strengthens the result, not a scope loss.</w:t>
       </w:r>
     </w:p>
     <w:p>
@@ -2934,7 +2964,7 @@
               <w:rPr>
                 <w:color w:val="000000"/>
               </w:rPr>
-              <w:t>Initial Release — Navi-Gator Sprint 1 Validation Summary.</w:t>
+              <w:t>Initial Release — Navi-Gator Sprint 1 Validation Summary. Reflects road-identification Stage 1 complete (Stage 2 in progress) and the auto-screenshot tool committed to GitHub.</w:t>
             </w:r>
           </w:p>
         </w:tc>
